--- a/src/lib/report/dntt.docx
+++ b/src/lib/report/dntt.docx
@@ -589,7 +589,7 @@
           <w:b/>
           <w:i/>
         </w:rPr>
-        <w:t>./.</w:t>
+        <w:t/>
       </w:r>
       <w:r>
         <w:rPr>
